--- a/Documentation/ForumApp Relational Schema.docx
+++ b/Documentation/ForumApp Relational Schema.docx
@@ -71,6 +71,46 @@
         </w:drawing>
       </w:r>
     </w:p>
+    <w:p>
+      <w:pPr>
+        <w:rPr>
+          <w:lang w:val="en-US"/>
+        </w:rPr>
+      </w:pPr>
+    </w:p>
+    <w:p>
+      <w:pPr>
+        <w:rPr>
+          <w:lang w:val="en-US"/>
+        </w:rPr>
+      </w:pPr>
+    </w:p>
+    <w:p>
+      <w:pPr>
+        <w:rPr>
+          <w:lang w:val="en-US"/>
+        </w:rPr>
+      </w:pPr>
+    </w:p>
+    <w:p>
+      <w:pPr>
+        <w:rPr>
+          <w:lang w:val="en-US"/>
+        </w:rPr>
+      </w:pPr>
+    </w:p>
+    <w:p>
+      <w:pPr>
+        <w:rPr>
+          <w:lang w:val="en-US"/>
+        </w:rPr>
+      </w:pPr>
+    </w:p>
+    <w:p>
+      <w:r>
+        <w:br w:type="page"/>
+      </w:r>
+    </w:p>
     <w:tbl>
       <w:tblPr>
         <w:tblStyle w:val="Tabel-Gitter"/>
@@ -100,6 +140,7 @@
                 <w:strike/>
                 <w:lang w:val="en-US"/>
               </w:rPr>
+              <w:lastRenderedPageBreak/>
               <w:t>Forum</w:t>
             </w:r>
           </w:p>
@@ -121,67 +162,9 @@
             </w:pPr>
             <w:r>
               <w:rPr>
-                <w:b/>
-                <w:bCs/>
-                <w:lang w:val="en-US"/>
-              </w:rPr>
-              <w:t>User</w:t>
-            </w:r>
-            <w:r>
-              <w:rPr>
-                <w:lang w:val="en-US"/>
-              </w:rPr>
-              <w:t xml:space="preserve"> (</w:t>
-            </w:r>
-            <w:proofErr w:type="spellStart"/>
-            <w:r>
-              <w:rPr>
-                <w:u w:val="single"/>
-                <w:lang w:val="en-US"/>
-              </w:rPr>
-              <w:t>userId</w:t>
-            </w:r>
-            <w:proofErr w:type="spellEnd"/>
-            <w:r>
-              <w:rPr>
-                <w:lang w:val="en-US"/>
-              </w:rPr>
-              <w:t>, username, password)</w:t>
-            </w:r>
-          </w:p>
-          <w:p>
-            <w:pPr>
-              <w:rPr>
-                <w:lang w:val="en-US"/>
-              </w:rPr>
-            </w:pPr>
-            <w:r>
-              <w:rPr>
-                <w:lang w:val="en-US"/>
-              </w:rPr>
-              <w:t xml:space="preserve">PK: </w:t>
-            </w:r>
-            <w:proofErr w:type="spellStart"/>
-            <w:r>
-              <w:rPr>
-                <w:u w:val="single"/>
-                <w:lang w:val="en-US"/>
-              </w:rPr>
-              <w:t>userId</w:t>
-            </w:r>
-            <w:proofErr w:type="spellEnd"/>
-          </w:p>
-          <w:p>
-            <w:pPr>
-              <w:rPr>
-                <w:lang w:val="en-US"/>
-              </w:rPr>
-            </w:pPr>
-            <w:r>
-              <w:rPr>
-                <w:lang w:val="en-US"/>
-              </w:rPr>
-              <w:t xml:space="preserve">FK: </w:t>
+                <w:lang w:val="en-US"/>
+              </w:rPr>
+              <w:t xml:space="preserve"> </w:t>
             </w:r>
           </w:p>
         </w:tc>
@@ -469,11 +452,7 @@
             </w:r>
             <w:proofErr w:type="spellEnd"/>
             <w:r>
-              <w:t xml:space="preserve"> giver det bedre </w:t>
-            </w:r>
-            <w:r>
-              <w:lastRenderedPageBreak/>
-              <w:t xml:space="preserve">mening at gemme dem som hver deres tabel – derfor bliver post og </w:t>
+              <w:t xml:space="preserve"> giver det bedre mening at gemme dem som hver deres tabel – derfor bliver post og </w:t>
             </w:r>
             <w:proofErr w:type="spellStart"/>
             <w:r>
@@ -490,187 +469,6 @@
             <w:proofErr w:type="spellEnd"/>
             <w:r>
               <w:t xml:space="preserve"> fra content</w:t>
-            </w:r>
-          </w:p>
-        </w:tc>
-      </w:tr>
-      <w:tr>
-        <w:tc>
-          <w:tcPr>
-            <w:tcW w:w="4814" w:type="dxa"/>
-          </w:tcPr>
-          <w:p/>
-        </w:tc>
-        <w:tc>
-          <w:tcPr>
-            <w:tcW w:w="4814" w:type="dxa"/>
-          </w:tcPr>
-          <w:p>
-            <w:pPr>
-              <w:rPr>
-                <w:lang w:val="en-US"/>
-              </w:rPr>
-            </w:pPr>
-            <w:r>
-              <w:rPr>
-                <w:b/>
-                <w:bCs/>
-                <w:lang w:val="en-US"/>
-              </w:rPr>
-              <w:t>Post</w:t>
-            </w:r>
-            <w:r>
-              <w:rPr>
-                <w:lang w:val="en-US"/>
-              </w:rPr>
-              <w:t xml:space="preserve"> (title</w:t>
-            </w:r>
-            <w:r>
-              <w:rPr>
-                <w:lang w:val="en-US"/>
-              </w:rPr>
-              <w:t>,</w:t>
-            </w:r>
-            <w:r>
-              <w:rPr>
-                <w:lang w:val="en-US"/>
-              </w:rPr>
-              <w:t xml:space="preserve"> </w:t>
-            </w:r>
-            <w:proofErr w:type="spellStart"/>
-            <w:r>
-              <w:rPr>
-                <w:i/>
-                <w:iCs/>
-                <w:u w:val="single"/>
-                <w:lang w:val="en-US"/>
-              </w:rPr>
-              <w:t>contentId</w:t>
-            </w:r>
-            <w:proofErr w:type="spellEnd"/>
-            <w:r>
-              <w:rPr>
-                <w:lang w:val="en-US"/>
-              </w:rPr>
-              <w:t>,</w:t>
-            </w:r>
-            <w:r>
-              <w:rPr>
-                <w:lang w:val="en-US"/>
-              </w:rPr>
-              <w:t xml:space="preserve"> </w:t>
-            </w:r>
-            <w:proofErr w:type="spellStart"/>
-            <w:r>
-              <w:rPr>
-                <w:i/>
-                <w:iCs/>
-                <w:lang w:val="en-US"/>
-              </w:rPr>
-              <w:t>subforumId</w:t>
-            </w:r>
-            <w:proofErr w:type="spellEnd"/>
-            <w:r>
-              <w:rPr>
-                <w:lang w:val="en-US"/>
-              </w:rPr>
-              <w:t>)</w:t>
-            </w:r>
-          </w:p>
-          <w:p>
-            <w:pPr>
-              <w:rPr>
-                <w:u w:val="single"/>
-                <w:lang w:val="en-US"/>
-              </w:rPr>
-            </w:pPr>
-            <w:r>
-              <w:rPr>
-                <w:lang w:val="en-US"/>
-              </w:rPr>
-              <w:t xml:space="preserve">PK: </w:t>
-            </w:r>
-            <w:proofErr w:type="spellStart"/>
-            <w:r>
-              <w:rPr>
-                <w:u w:val="single"/>
-                <w:lang w:val="en-US"/>
-              </w:rPr>
-              <w:t>contentId</w:t>
-            </w:r>
-            <w:proofErr w:type="spellEnd"/>
-          </w:p>
-          <w:p>
-            <w:pPr>
-              <w:rPr>
-                <w:lang w:val="en-US"/>
-              </w:rPr>
-            </w:pPr>
-            <w:r>
-              <w:rPr>
-                <w:lang w:val="en-US"/>
-              </w:rPr>
-              <w:t xml:space="preserve">FK: </w:t>
-            </w:r>
-            <w:proofErr w:type="spellStart"/>
-            <w:r>
-              <w:rPr>
-                <w:i/>
-                <w:iCs/>
-                <w:lang w:val="en-US"/>
-              </w:rPr>
-              <w:t>contentId</w:t>
-            </w:r>
-            <w:proofErr w:type="spellEnd"/>
-            <w:r>
-              <w:rPr>
-                <w:lang w:val="en-US"/>
-              </w:rPr>
-              <w:t xml:space="preserve"> references Content(</w:t>
-            </w:r>
-            <w:proofErr w:type="spellStart"/>
-            <w:r>
-              <w:rPr>
-                <w:lang w:val="en-US"/>
-              </w:rPr>
-              <w:t>contentId</w:t>
-            </w:r>
-            <w:proofErr w:type="spellEnd"/>
-            <w:r>
-              <w:rPr>
-                <w:lang w:val="en-US"/>
-              </w:rPr>
-              <w:t xml:space="preserve">), </w:t>
-            </w:r>
-            <w:proofErr w:type="spellStart"/>
-            <w:r>
-              <w:rPr>
-                <w:i/>
-                <w:iCs/>
-                <w:lang w:val="en-US"/>
-              </w:rPr>
-              <w:t>subforumId</w:t>
-            </w:r>
-            <w:proofErr w:type="spellEnd"/>
-            <w:r>
-              <w:rPr>
-                <w:lang w:val="en-US"/>
-              </w:rPr>
-              <w:t xml:space="preserve"> references Subforum(</w:t>
-            </w:r>
-            <w:proofErr w:type="spellStart"/>
-            <w:r>
-              <w:rPr>
-                <w:lang w:val="en-US"/>
-              </w:rPr>
-              <w:t>forumId</w:t>
-            </w:r>
-            <w:proofErr w:type="spellEnd"/>
-            <w:r>
-              <w:rPr>
-                <w:lang w:val="en-US"/>
-              </w:rPr>
-              <w:t>)</w:t>
             </w:r>
           </w:p>
         </w:tc>
@@ -692,7 +490,7 @@
                 <w:bCs/>
                 <w:lang w:val="en-US"/>
               </w:rPr>
-              <w:t>Reaction</w:t>
+              <w:t>User</w:t>
             </w:r>
             <w:r>
               <w:rPr>
@@ -706,70 +504,14 @@
                 <w:u w:val="single"/>
                 <w:lang w:val="en-US"/>
               </w:rPr>
-              <w:t>reactionId</w:t>
-            </w:r>
-            <w:proofErr w:type="spellEnd"/>
-            <w:r>
-              <w:rPr>
-                <w:lang w:val="en-US"/>
-              </w:rPr>
-              <w:t xml:space="preserve">, </w:t>
-            </w:r>
-            <w:proofErr w:type="spellStart"/>
-            <w:r>
-              <w:rPr>
-                <w:lang w:val="en-US"/>
-              </w:rPr>
-              <w:t>reactionType</w:t>
-            </w:r>
-            <w:proofErr w:type="spellEnd"/>
-            <w:r>
-              <w:rPr>
-                <w:lang w:val="en-US"/>
-              </w:rPr>
-              <w:t xml:space="preserve">, </w:t>
-            </w:r>
-            <w:proofErr w:type="spellStart"/>
-            <w:r>
-              <w:rPr>
-                <w:i/>
-                <w:iCs/>
-                <w:lang w:val="en-US"/>
-              </w:rPr>
-              <w:t>user</w:t>
-            </w:r>
-            <w:r>
-              <w:rPr>
-                <w:i/>
-                <w:iCs/>
-                <w:lang w:val="en-US"/>
-              </w:rPr>
-              <w:t>Id</w:t>
-            </w:r>
-            <w:proofErr w:type="spellEnd"/>
-            <w:r>
-              <w:rPr>
-                <w:i/>
-                <w:iCs/>
-                <w:lang w:val="en-US"/>
-              </w:rPr>
-              <w:t xml:space="preserve">, </w:t>
-            </w:r>
-            <w:proofErr w:type="spellStart"/>
-            <w:r>
-              <w:rPr>
-                <w:i/>
-                <w:iCs/>
-                <w:lang w:val="en-US"/>
-              </w:rPr>
-              <w:t>contentId</w:t>
-            </w:r>
-            <w:proofErr w:type="spellEnd"/>
-            <w:r>
-              <w:rPr>
-                <w:lang w:val="en-US"/>
-              </w:rPr>
-              <w:t>)</w:t>
+              <w:t>userId</w:t>
+            </w:r>
+            <w:proofErr w:type="spellEnd"/>
+            <w:r>
+              <w:rPr>
+                <w:lang w:val="en-US"/>
+              </w:rPr>
+              <w:t>, username, password)</w:t>
             </w:r>
           </w:p>
           <w:p>
@@ -790,13 +532,121 @@
                 <w:u w:val="single"/>
                 <w:lang w:val="en-US"/>
               </w:rPr>
-              <w:t>reactionId</w:t>
-            </w:r>
-            <w:proofErr w:type="spellEnd"/>
+              <w:t>userId</w:t>
+            </w:r>
+            <w:proofErr w:type="spellEnd"/>
+          </w:p>
+          <w:p>
+            <w:r>
+              <w:rPr>
+                <w:lang w:val="en-US"/>
+              </w:rPr>
+              <w:t>FK:</w:t>
+            </w:r>
+          </w:p>
+        </w:tc>
+        <w:tc>
+          <w:tcPr>
+            <w:tcW w:w="4814" w:type="dxa"/>
+          </w:tcPr>
+          <w:p>
+            <w:pPr>
+              <w:rPr>
+                <w:lang w:val="en-US"/>
+              </w:rPr>
+            </w:pPr>
+            <w:r>
+              <w:rPr>
+                <w:b/>
+                <w:bCs/>
+                <w:lang w:val="en-US"/>
+              </w:rPr>
+              <w:t>Post</w:t>
+            </w:r>
+            <w:r>
+              <w:rPr>
+                <w:lang w:val="en-US"/>
+              </w:rPr>
+              <w:t xml:space="preserve"> (title</w:t>
+            </w:r>
+            <w:r>
+              <w:rPr>
+                <w:lang w:val="en-US"/>
+              </w:rPr>
+              <w:t>,</w:t>
+            </w:r>
+            <w:r>
+              <w:rPr>
+                <w:lang w:val="en-US"/>
+              </w:rPr>
+              <w:t xml:space="preserve"> </w:t>
+            </w:r>
+            <w:proofErr w:type="spellStart"/>
+            <w:r>
+              <w:rPr>
+                <w:i/>
+                <w:iCs/>
+                <w:u w:val="single"/>
+                <w:lang w:val="en-US"/>
+              </w:rPr>
+              <w:t>contentId</w:t>
+            </w:r>
+            <w:proofErr w:type="spellEnd"/>
+            <w:r>
+              <w:rPr>
+                <w:lang w:val="en-US"/>
+              </w:rPr>
+              <w:t>,</w:t>
+            </w:r>
+            <w:r>
+              <w:rPr>
+                <w:lang w:val="en-US"/>
+              </w:rPr>
+              <w:t xml:space="preserve"> </w:t>
+            </w:r>
+            <w:proofErr w:type="spellStart"/>
+            <w:r>
+              <w:rPr>
+                <w:i/>
+                <w:iCs/>
+                <w:lang w:val="en-US"/>
+              </w:rPr>
+              <w:t>subforumId</w:t>
+            </w:r>
+            <w:proofErr w:type="spellEnd"/>
+            <w:r>
+              <w:rPr>
+                <w:lang w:val="en-US"/>
+              </w:rPr>
+              <w:t>)</w:t>
+            </w:r>
           </w:p>
           <w:p>
             <w:pPr>
               <w:rPr>
+                <w:u w:val="single"/>
+                <w:lang w:val="en-US"/>
+              </w:rPr>
+            </w:pPr>
+            <w:r>
+              <w:rPr>
+                <w:lang w:val="en-US"/>
+              </w:rPr>
+              <w:t xml:space="preserve">PK: </w:t>
+            </w:r>
+            <w:proofErr w:type="spellStart"/>
+            <w:r>
+              <w:rPr>
+                <w:u w:val="single"/>
+                <w:lang w:val="en-US"/>
+              </w:rPr>
+              <w:t>contentId</w:t>
+            </w:r>
+            <w:proofErr w:type="spellEnd"/>
+          </w:p>
+          <w:p>
+            <w:pPr>
+              <w:rPr>
                 <w:lang w:val="en-US"/>
               </w:rPr>
             </w:pPr>
@@ -813,37 +663,121 @@
                 <w:iCs/>
                 <w:lang w:val="en-US"/>
               </w:rPr>
-              <w:t>user</w:t>
-            </w:r>
+              <w:t>contentId</w:t>
+            </w:r>
+            <w:proofErr w:type="spellEnd"/>
+            <w:r>
+              <w:rPr>
+                <w:lang w:val="en-US"/>
+              </w:rPr>
+              <w:t xml:space="preserve"> references Content(</w:t>
+            </w:r>
+            <w:proofErr w:type="spellStart"/>
+            <w:r>
+              <w:rPr>
+                <w:lang w:val="en-US"/>
+              </w:rPr>
+              <w:t>contentId</w:t>
+            </w:r>
+            <w:proofErr w:type="spellEnd"/>
+            <w:r>
+              <w:rPr>
+                <w:lang w:val="en-US"/>
+              </w:rPr>
+              <w:t xml:space="preserve">), </w:t>
+            </w:r>
+            <w:proofErr w:type="spellStart"/>
             <w:r>
               <w:rPr>
                 <w:i/>
                 <w:iCs/>
                 <w:lang w:val="en-US"/>
               </w:rPr>
-              <w:t>Id</w:t>
-            </w:r>
-            <w:proofErr w:type="spellEnd"/>
-            <w:r>
-              <w:rPr>
-                <w:lang w:val="en-US"/>
-              </w:rPr>
-              <w:t xml:space="preserve"> references User(</w:t>
-            </w:r>
-            <w:proofErr w:type="spellStart"/>
-            <w:r>
-              <w:rPr>
-                <w:lang w:val="en-US"/>
-              </w:rPr>
-              <w:t>userId</w:t>
-            </w:r>
-            <w:proofErr w:type="spellEnd"/>
-            <w:proofErr w:type="gramStart"/>
-            <w:r>
-              <w:rPr>
-                <w:lang w:val="en-US"/>
-              </w:rPr>
-              <w:t xml:space="preserve">),  </w:t>
+              <w:t>subforumId</w:t>
+            </w:r>
+            <w:proofErr w:type="spellEnd"/>
+            <w:r>
+              <w:rPr>
+                <w:lang w:val="en-US"/>
+              </w:rPr>
+              <w:t xml:space="preserve"> references Subforum(</w:t>
+            </w:r>
+            <w:proofErr w:type="spellStart"/>
+            <w:r>
+              <w:rPr>
+                <w:lang w:val="en-US"/>
+              </w:rPr>
+              <w:t>sub</w:t>
+            </w:r>
+            <w:r>
+              <w:rPr>
+                <w:lang w:val="en-US"/>
+              </w:rPr>
+              <w:t>forumId</w:t>
+            </w:r>
+            <w:proofErr w:type="spellEnd"/>
+            <w:r>
+              <w:rPr>
+                <w:lang w:val="en-US"/>
+              </w:rPr>
+              <w:t>)</w:t>
+            </w:r>
+          </w:p>
+        </w:tc>
+      </w:tr>
+      <w:tr>
+        <w:tc>
+          <w:tcPr>
+            <w:tcW w:w="4814" w:type="dxa"/>
+          </w:tcPr>
+          <w:p>
+            <w:pPr>
+              <w:rPr>
+                <w:lang w:val="en-US"/>
+              </w:rPr>
+            </w:pPr>
+            <w:r>
+              <w:rPr>
+                <w:b/>
+                <w:bCs/>
+                <w:lang w:val="en-US"/>
+              </w:rPr>
+              <w:t>Reaction</w:t>
+            </w:r>
+            <w:r>
+              <w:rPr>
+                <w:lang w:val="en-US"/>
+              </w:rPr>
+              <w:t xml:space="preserve"> (</w:t>
+            </w:r>
+            <w:proofErr w:type="spellStart"/>
+            <w:r>
+              <w:rPr>
+                <w:u w:val="single"/>
+                <w:lang w:val="en-US"/>
+              </w:rPr>
+              <w:t>reactionId</w:t>
+            </w:r>
+            <w:proofErr w:type="spellEnd"/>
+            <w:r>
+              <w:rPr>
+                <w:lang w:val="en-US"/>
+              </w:rPr>
+              <w:t xml:space="preserve">, </w:t>
+            </w:r>
+            <w:proofErr w:type="spellStart"/>
+            <w:r>
+              <w:rPr>
+                <w:lang w:val="en-US"/>
+              </w:rPr>
+              <w:t>reactionType</w:t>
+            </w:r>
+            <w:proofErr w:type="spellEnd"/>
+            <w:r>
+              <w:rPr>
+                <w:lang w:val="en-US"/>
+              </w:rPr>
+              <w:t xml:space="preserve">, </w:t>
             </w:r>
             <w:proofErr w:type="spellStart"/>
             <w:r>
@@ -852,10 +786,124 @@
                 <w:iCs/>
                 <w:lang w:val="en-US"/>
               </w:rPr>
+              <w:t>user</w:t>
+            </w:r>
+            <w:r>
+              <w:rPr>
+                <w:i/>
+                <w:iCs/>
+                <w:lang w:val="en-US"/>
+              </w:rPr>
+              <w:t>Id</w:t>
+            </w:r>
+            <w:proofErr w:type="spellEnd"/>
+            <w:r>
+              <w:rPr>
+                <w:i/>
+                <w:iCs/>
+                <w:lang w:val="en-US"/>
+              </w:rPr>
+              <w:t xml:space="preserve">, </w:t>
+            </w:r>
+            <w:proofErr w:type="spellStart"/>
+            <w:r>
+              <w:rPr>
+                <w:i/>
+                <w:iCs/>
+                <w:lang w:val="en-US"/>
+              </w:rPr>
               <w:t>contentId</w:t>
             </w:r>
             <w:proofErr w:type="spellEnd"/>
-            <w:proofErr w:type="gramEnd"/>
+            <w:r>
+              <w:rPr>
+                <w:lang w:val="en-US"/>
+              </w:rPr>
+              <w:t>)</w:t>
+            </w:r>
+          </w:p>
+          <w:p>
+            <w:pPr>
+              <w:rPr>
+                <w:lang w:val="en-US"/>
+              </w:rPr>
+            </w:pPr>
+            <w:r>
+              <w:rPr>
+                <w:lang w:val="en-US"/>
+              </w:rPr>
+              <w:t xml:space="preserve">PK: </w:t>
+            </w:r>
+            <w:proofErr w:type="spellStart"/>
+            <w:r>
+              <w:rPr>
+                <w:u w:val="single"/>
+                <w:lang w:val="en-US"/>
+              </w:rPr>
+              <w:t>reactionId</w:t>
+            </w:r>
+            <w:proofErr w:type="spellEnd"/>
+          </w:p>
+          <w:p>
+            <w:pPr>
+              <w:rPr>
+                <w:lang w:val="en-US"/>
+              </w:rPr>
+            </w:pPr>
+            <w:r>
+              <w:rPr>
+                <w:lang w:val="en-US"/>
+              </w:rPr>
+              <w:t xml:space="preserve">FK: </w:t>
+            </w:r>
+            <w:proofErr w:type="spellStart"/>
+            <w:r>
+              <w:rPr>
+                <w:i/>
+                <w:iCs/>
+                <w:lang w:val="en-US"/>
+              </w:rPr>
+              <w:t>user</w:t>
+            </w:r>
+            <w:r>
+              <w:rPr>
+                <w:i/>
+                <w:iCs/>
+                <w:lang w:val="en-US"/>
+              </w:rPr>
+              <w:t>Id</w:t>
+            </w:r>
+            <w:proofErr w:type="spellEnd"/>
+            <w:r>
+              <w:rPr>
+                <w:lang w:val="en-US"/>
+              </w:rPr>
+              <w:t xml:space="preserve"> references User(</w:t>
+            </w:r>
+            <w:proofErr w:type="spellStart"/>
+            <w:r>
+              <w:rPr>
+                <w:lang w:val="en-US"/>
+              </w:rPr>
+              <w:t>userId</w:t>
+            </w:r>
+            <w:proofErr w:type="spellEnd"/>
+            <w:r>
+              <w:rPr>
+                <w:lang w:val="en-US"/>
+              </w:rPr>
+              <w:t xml:space="preserve">),  </w:t>
+            </w:r>
+            <w:proofErr w:type="spellStart"/>
+            <w:r>
+              <w:rPr>
+                <w:i/>
+                <w:iCs/>
+                <w:lang w:val="en-US"/>
+              </w:rPr>
+              <w:t>contentId</w:t>
+            </w:r>
+            <w:proofErr w:type="spellEnd"/>
             <w:r>
               <w:rPr>
                 <w:lang w:val="en-US"/>
